--- a/contestant_sim/API参考/formation_lite.docx
+++ b/contestant_sim/API参考/formation_lite.docx
@@ -102,7 +102,7 @@
           </w:tcPr>
           <w:p>
             <w:r>
-              <w:t>20</w:t>
+              <w:t>28</w:t>
             </w:r>
           </w:p>
         </w:tc>
@@ -147,7 +147,7 @@
           </w:tcPr>
           <w:p>
             <w:r>
-              <w:t>24</w:t>
+              <w:t>32</w:t>
             </w:r>
           </w:p>
         </w:tc>
@@ -192,7 +192,7 @@
           </w:tcPr>
           <w:p>
             <w:r>
-              <w:t>26</w:t>
+              <w:t>34</w:t>
             </w:r>
           </w:p>
         </w:tc>
@@ -237,7 +237,7 @@
           </w:tcPr>
           <w:p>
             <w:r>
-              <w:t>27</w:t>
+              <w:t>35</w:t>
             </w:r>
           </w:p>
         </w:tc>
@@ -282,7 +282,7 @@
           </w:tcPr>
           <w:p>
             <w:r>
-              <w:t>33</w:t>
+              <w:t>41</w:t>
             </w:r>
           </w:p>
         </w:tc>
@@ -327,7 +327,7 @@
           </w:tcPr>
           <w:p>
             <w:r>
-              <w:t>34</w:t>
+              <w:t>42</w:t>
             </w:r>
           </w:p>
         </w:tc>
@@ -372,7 +372,7 @@
           </w:tcPr>
           <w:p>
             <w:r>
-              <w:t>38</w:t>
+              <w:t>46</w:t>
             </w:r>
           </w:p>
         </w:tc>
@@ -440,7 +440,7 @@
           <w:i/>
           <w:sz w:val="18"/>
         </w:rPr>
-        <w:t>第 20 行首次用到 · 起飞 / 降落 / 返航</w:t>
+        <w:t>第 28 行首次用到 · 起飞 / 降落 / 返航</w:t>
       </w:r>
     </w:p>
     <w:p>
@@ -550,7 +550,7 @@
           <w:b/>
           <w:sz w:val="22"/>
         </w:rPr>
-        <w:t>lead_formation(route: Sequence[Tuple[float, float]], spacing_m: Optional[float]=None, agl_m: float=2.0, hold_s: float=2.0, start_xy: Optional[Tuple[float, float]]=None, final_xy: Optional[Tuple[float, float]]=None, disband_at: Optional[Tuple[float, float]]=None, wait_follower_s: float=300.0, tail_direct: bool=False)</w:t>
+        <w:t>lead_formation(route: Sequence[Tuple[float, float]], spacing_m: Optional[float]=None, agl_m: float=2.0, hold_s: float=2.0, start_xy: Optional[Tuple[float, float]]=None, direct_legs: Optional[Sequence[Tuple[Tuple[float, float], Tuple[float, float]]]]=None, final_xy: Optional[Tuple[float, float]]=None, disband_at: Optional[Tuple[float, float]]=None, wait_follower_s: float=300.0, tail_direct: bool=False, turn_at_waypoint: bool=False)</w:t>
       </w:r>
     </w:p>
     <w:p>
@@ -559,7 +559,7 @@
           <w:i/>
           <w:sz w:val="18"/>
         </w:rPr>
-        <w:t>第 24 行首次用到 · 编队</w:t>
+        <w:t>第 32 行首次用到 · 编队</w:t>
       </w:r>
     </w:p>
     <w:p>
@@ -671,6 +671,105 @@
         <w:ind w:left="480"/>
       </w:pPr>
       <w:r>
+        <w:t>direct_legs: 指定哪些航段走</w:t>
+      </w:r>
+      <w:r>
+        <w:rPr>
+          <w:b/>
+        </w:rPr>
+        <w:t>直飞</w:t>
+      </w:r>
+      <w:r>
+        <w:t>（</w:t>
+      </w:r>
+      <w:r>
+        <w:rPr>
+          <w:rFonts w:ascii="Consolas" w:hAnsi="Consolas"/>
+        </w:rPr>
+        <w:t>goto_direct</w:t>
+      </w:r>
+      <w:r>
+        <w:t xml:space="preserve">，不经规划器、 </w:t>
+      </w:r>
+      <w:r>
+        <w:rPr>
+          <w:b/>
+        </w:rPr>
+        <w:t>没有避障</w:t>
+      </w:r>
+      <w:r>
+        <w:t xml:space="preserve">），元素是世界坐标的 </w:t>
+      </w:r>
+      <w:r>
+        <w:rPr>
+          <w:rFonts w:ascii="Consolas" w:hAnsi="Consolas"/>
+        </w:rPr>
+        <w:t>(起点, 终点)</w:t>
+      </w:r>
+      <w:r>
+        <w:t xml:space="preserve"> 对，比如 </w:t>
+      </w:r>
+      <w:r>
+        <w:rPr>
+          <w:rFonts w:ascii="Consolas" w:hAnsi="Consolas"/>
+        </w:rPr>
+        <w:t>[(ROUTE_B, ROUTE_C), (ROUTE_C, ROUTE_G)]</w:t>
+      </w:r>
+      <w:r>
+        <w:t xml:space="preserve">。不在表里的航段照常 走规划器。 ⚠️ </w:t>
+      </w:r>
+      <w:r>
+        <w:rPr>
+          <w:b/>
+        </w:rPr>
+        <w:t>每一段都必须先用 `tools/check_route.py --direct` 核过余量</w:t>
+      </w:r>
+      <w:r>
+        <w:t xml:space="preserve">。 2026-10-01 就是手算漏了 </w:t>
+      </w:r>
+      <w:r>
+        <w:rPr>
+          <w:rFonts w:ascii="Consolas" w:hAnsi="Consolas"/>
+        </w:rPr>
+        <w:t>obstacle_cylinder</w:t>
+      </w:r>
+      <w:r>
+        <w:t>，把正穿 6 米高柱子的 航段判成"干净"改成直飞，结果擦墙摔机（那根圆柱 2026-10-11 已被 用户去掉，但"不手算、用工具"这条照旧）。工具会把布局文件里的 立柱/避障圆柱/仿地模块/四面墙</w:t>
+      </w:r>
+      <w:r>
+        <w:rPr>
+          <w:b/>
+        </w:rPr>
+        <w:t>全部</w:t>
+      </w:r>
+      <w:r>
+        <w:t>读出来算。 ⚠️ 工具只算</w:t>
+      </w:r>
+      <w:r>
+        <w:rPr>
+          <w:b/>
+        </w:rPr>
+        <w:t>水平</w:t>
+      </w:r>
+      <w:r>
+        <w:t>余量，不看障碍高度。像"仿地模块"这种高 0.6 m （2026-10-11 用户从 0.5 改的）的地面凸起，它会报余量 0、判定 不可直飞，但巡航 1.5 m 时从上方飞过是安全的——这种例外要自己判断，并且记住：</w:t>
+      </w:r>
+      <w:r>
+        <w:rPr>
+          <w:b/>
+        </w:rPr>
+        <w:t>巡航高度一旦降低， 结论就不再成立</w:t>
+      </w:r>
+      <w:r>
+        <w:t>。</w:t>
+      </w:r>
+    </w:p>
+    <w:p>
+      <w:pPr>
+        <w:pStyle w:val="ListBullet"/>
+        <w:ind w:left="480"/>
+      </w:pPr>
+      <w:r>
         <w:t>final_xy: 航线跑完再飞到哪儿（默认 route[0]）。</w:t>
       </w:r>
     </w:p>
@@ -729,6 +828,105 @@
       </w:r>
     </w:p>
     <w:p>
+      <w:pPr>
+        <w:pStyle w:val="ListBullet"/>
+        <w:ind w:left="480"/>
+      </w:pPr>
+      <w:r>
+        <w:t>turn_at_waypoint: 拐点要不要把机头转到下一段航向。</w:t>
+      </w:r>
+      <w:r>
+        <w:rPr>
+          <w:b/>
+        </w:rPr>
+        <w:t>默认 False=不转</w:t>
+      </w:r>
+      <w:r>
+        <w:t xml:space="preserve"> （2026-10-05 用户要求改成默认不转向）。 · False：机头保持进入编队段时的朝向不变，整条航线不动。</w:t>
+      </w:r>
+      <w:r>
+        <w:rPr>
+          <w:rFonts w:ascii="Consolas" w:hAnsi="Consolas"/>
+        </w:rPr>
+        <w:t>hold_s</w:t>
+      </w:r>
+      <w:r>
+        <w:t xml:space="preserve"> 仍然照停——那个停顿是给僚机收间距用的，跟转不转向无关。 · True：拐点先停下把机头转到该段航向再前飞（</w:t>
+      </w:r>
+      <w:r>
+        <w:rPr>
+          <w:rFonts w:ascii="Consolas" w:hAnsi="Consolas"/>
+        </w:rPr>
+        <w:t>face_yaw()</w:t>
+      </w:r>
+      <w:r>
+        <w:t xml:space="preserve">，容差 5°、超时 15 秒）。实际转速受两级限幅：traj_server 的 </w:t>
+      </w:r>
+      <w:r>
+        <w:rPr>
+          <w:rFonts w:ascii="Consolas" w:hAnsi="Consolas"/>
+        </w:rPr>
+        <w:t>yaw_dot_max</w:t>
+      </w:r>
+      <w:r>
+        <w:t xml:space="preserve">（EGO_YAW_DOT_MAX，真机 0.8 rad/s ≈ 45.8 °/s）和 飞控的 </w:t>
+      </w:r>
+      <w:r>
+        <w:rPr>
+          <w:rFonts w:ascii="Consolas" w:hAnsi="Consolas"/>
+        </w:rPr>
+        <w:t>MPC_YAWRAUTO_MAX</w:t>
+      </w:r>
+      <w:r>
+        <w:t xml:space="preserve">（真机 45.0 °/s，实际瓶颈），所以 90° 左右的拐点约 2 秒转完，跟 </w:t>
+      </w:r>
+      <w:r>
+        <w:rPr>
+          <w:rFonts w:ascii="Consolas" w:hAnsi="Consolas"/>
+        </w:rPr>
+        <w:t>hold_s=2.0</w:t>
+      </w:r>
+      <w:r>
+        <w:t xml:space="preserve"> 刚好吻合。 ⚠️ 这一项只管长机。僚机那侧是 </w:t>
+      </w:r>
+      <w:r>
+        <w:rPr>
+          <w:rFonts w:ascii="Consolas" w:hAnsi="Consolas"/>
+        </w:rPr>
+        <w:t>follow_formation()</w:t>
+      </w:r>
+      <w:r>
+        <w:t xml:space="preserve"> 的</w:t>
+      </w:r>
+      <w:r>
+        <w:rPr>
+          <w:b/>
+        </w:rPr>
+        <w:t>同名参数</w:t>
+      </w:r>
+      <w:r>
+        <w:t xml:space="preserve"> （默认值也是 False），它往下传成 </w:t>
+      </w:r>
+      <w:r>
+        <w:rPr>
+          <w:rFonts w:ascii="Consolas" w:hAnsi="Consolas"/>
+        </w:rPr>
+        <w:t>formation_follower_node</w:t>
+      </w:r>
+      <w:r>
+        <w:t xml:space="preserve"> 的 </w:t>
+      </w:r>
+      <w:r>
+        <w:rPr>
+          <w:rFonts w:ascii="Consolas" w:hAnsi="Consolas"/>
+        </w:rPr>
+        <w:t>yaw_follow_leg</w:t>
+      </w:r>
+      <w:r>
+        <w:t>。两边分别设置、互不联动——要一致就两边给同一个值。</w:t>
+      </w:r>
+    </w:p>
+    <w:p>
       <w:r>
         <w:rPr>
           <w:color w:val="C00000"/>
@@ -758,7 +956,7 @@
           <w:i/>
           <w:sz w:val="18"/>
         </w:rPr>
-        <w:t>第 26 行首次用到 · 航线飞行</w:t>
+        <w:t>第 34 行首次用到 · 航线飞行</w:t>
       </w:r>
     </w:p>
     <w:p>
@@ -871,7 +1069,7 @@
           <w:i/>
           <w:sz w:val="18"/>
         </w:rPr>
-        <w:t>第 27 行首次用到 · 声光播报</w:t>
+        <w:t>第 35 行首次用到 · 声光播报</w:t>
       </w:r>
     </w:p>
     <w:p>
@@ -930,7 +1128,7 @@
           <w:b/>
           <w:sz w:val="22"/>
         </w:rPr>
-        <w:t>follow_formation(spacing_m: Optional[float]=None, agl_m: float=2.0, join: str='station', route_wait_s: float=60.0, done_wait_s: float=600.0)</w:t>
+        <w:t>follow_formation(spacing_m: Optional[float]=None, agl_m: float=2.0, join: str='station', route_wait_s: float=60.0, done_wait_s: float=600.0, turn_at_waypoint: bool=False)</w:t>
       </w:r>
     </w:p>
     <w:p>
@@ -939,7 +1137,7 @@
           <w:i/>
           <w:sz w:val="18"/>
         </w:rPr>
-        <w:t>第 33 行首次用到 · 编队</w:t>
+        <w:t>第 41 行首次用到 · 编队</w:t>
       </w:r>
     </w:p>
     <w:p>
@@ -1046,6 +1244,123 @@
       </w:r>
     </w:p>
     <w:p>
+      <w:pPr>
+        <w:pStyle w:val="ListBullet"/>
+        <w:ind w:left="480"/>
+      </w:pPr>
+      <w:r>
+        <w:t>turn_at_waypoint: 拐点要不要把机头转到下一段航向。</w:t>
+      </w:r>
+      <w:r>
+        <w:rPr>
+          <w:b/>
+        </w:rPr>
+        <w:t>默认 False=不转</w:t>
+      </w:r>
+      <w:r>
+        <w:t xml:space="preserve"> （2026-10-05 跟长机 </w:t>
+      </w:r>
+      <w:r>
+        <w:rPr>
+          <w:rFonts w:ascii="Consolas" w:hAnsi="Consolas"/>
+        </w:rPr>
+        <w:t>lead_formation()</w:t>
+      </w:r>
+      <w:r>
+        <w:t xml:space="preserve"> 的同名参数对齐，默认值 也一样，两边一起不转才不会出现"长机机头不动、僚机在拐点转"的 不一致）。 · False：传 </w:t>
+      </w:r>
+      <w:r>
+        <w:rPr>
+          <w:rFonts w:ascii="Consolas" w:hAnsi="Consolas"/>
+        </w:rPr>
+        <w:t>turn_in_place=False</w:t>
+      </w:r>
+      <w:r>
+        <w:t xml:space="preserve"> 给 </w:t>
+      </w:r>
+      <w:r>
+        <w:rPr>
+          <w:rFonts w:ascii="Consolas" w:hAnsi="Consolas"/>
+        </w:rPr>
+        <w:t>formation_follower_node</w:t>
+      </w:r>
+      <w:r>
+        <w:t xml:space="preserve"> （也就是把它的 </w:t>
+      </w:r>
+      <w:r>
+        <w:rPr>
+          <w:rFonts w:ascii="Consolas" w:hAnsi="Consolas"/>
+        </w:rPr>
+        <w:t>yaw_follow_leg</w:t>
+      </w:r>
+      <w:r>
+        <w:t xml:space="preserve"> 关掉），僚机全程机头不变； 入列前飞站位点那一次 </w:t>
+      </w:r>
+      <w:r>
+        <w:rPr>
+          <w:rFonts w:ascii="Consolas" w:hAnsi="Consolas"/>
+        </w:rPr>
+        <w:t>face_yaw()</w:t>
+      </w:r>
+      <w:r>
+        <w:t xml:space="preserve"> 也一并跳过。 · True：拐点先停下转到该段航向再前飞。⚠️ 那条路的门控 （</w:t>
+      </w:r>
+      <w:r>
+        <w:rPr>
+          <w:rFonts w:ascii="Consolas" w:hAnsi="Consolas"/>
+        </w:rPr>
+        <w:t>_yaw_turning</w:t>
+      </w:r>
+      <w:r>
+        <w:t>）</w:t>
+      </w:r>
+      <w:r>
+        <w:rPr>
+          <w:b/>
+        </w:rPr>
+        <w:t>只有"机头真的转到位"一个出口、没有超时逃生</w:t>
+      </w:r>
+      <w:r>
+        <w:t>， 航向指令一旦不生效（例如 PX4CTRL_YAW_LOCK_ENABLED=true）僚机会 永久悬停——2026-10-04 真机就是这么挂的。 ⚠️ 不管这一项取什么值，</w:t>
+      </w:r>
+      <w:r>
+        <w:rPr>
+          <w:rFonts w:ascii="Consolas" w:hAnsi="Consolas"/>
+        </w:rPr>
+        <w:t>leg_route</w:t>
+      </w:r>
+      <w:r>
+        <w:t xml:space="preserve"> 都照常下发：它除了定航向，还 用来算</w:t>
+      </w:r>
+      <w:r>
+        <w:rPr>
+          <w:b/>
+        </w:rPr>
+        <w:t>航线里程尺</w:t>
+      </w:r>
+      <w:r>
+        <w:t>（清洗长机轨迹）和</w:t>
+      </w:r>
+      <w:r>
+        <w:rPr>
+          <w:b/>
+        </w:rPr>
+        <w:t>拐点前馈收油</w:t>
+      </w:r>
+      <w:r>
+        <w:t xml:space="preserve"> （</w:t>
+      </w:r>
+      <w:r>
+        <w:rPr>
+          <w:rFonts w:ascii="Consolas" w:hAnsi="Consolas"/>
+        </w:rPr>
+        <w:t>corner_ff_radius_m</w:t>
+      </w:r>
+      <w:r>
+        <w:t>），关掉航向不等于不需要航线。</w:t>
+      </w:r>
+    </w:p>
+    <w:p>
       <w:r>
         <w:rPr>
           <w:rFonts w:ascii="Consolas" w:hAnsi="Consolas"/>
@@ -1061,7 +1376,7 @@
           <w:i/>
           <w:sz w:val="18"/>
         </w:rPr>
-        <w:t>第 34 行首次用到 · 起飞 / 降落 / 返航</w:t>
+        <w:t>第 42 行首次用到 · 起飞 / 降落 / 返航</w:t>
       </w:r>
     </w:p>
     <w:p>
@@ -1179,7 +1494,7 @@
           <w:b/>
           <w:sz w:val="22"/>
         </w:rPr>
-        <w:t>run(leader: Any, follower: Any, description: Optional[str]=None, spacing_m: float=4.0)</w:t>
+        <w:t>run(leader: Any, follower: Any, description: Optional[str]=None, spacing_m: float=5.0)</w:t>
       </w:r>
     </w:p>
     <w:p>
@@ -1188,7 +1503,7 @@
           <w:i/>
           <w:sz w:val="18"/>
         </w:rPr>
-        <w:t>第 38 行首次用到 · 程序入口  ·  staticmethod</w:t>
+        <w:t>第 46 行首次用到 · 程序入口  ·  staticmethod</w:t>
       </w:r>
     </w:p>
     <w:p>
